--- a/library/intune-solutions/intune-dynamic-device-targeting-groups-filters/v1.0.0/deliverables/DYNTGT-Solution.docx
+++ b/library/intune-solutions/intune-dynamic-device-targeting-groups-filters/v1.0.0/deliverables/DYNTGT-Solution.docx
@@ -88,7 +88,7 @@
     </w:p>
     <w:p>
       <w:r>
-        <w:t>Phoenixtekk Workplace Marketplace · Intune Solutions</w:t>
+        <w:t>White-label · Intune Solutions</w:t>
       </w:r>
     </w:p>
     <w:p>
@@ -187,7 +187,7 @@
         <w:pStyle w:val="Heading2"/>
       </w:pPr>
       <w:r>
-        <w:t>The Phoenixtekk deployment model</w:t>
+        <w:t>The standard deployment model</w:t>
       </w:r>
     </w:p>
     <w:p>
@@ -876,7 +876,7 @@
         <w:pStyle w:val="Heading2"/>
       </w:pPr>
       <w:r>
-        <w:t>The standard Phoenixtekk deployment model</w:t>
+        <w:t>The standard deployment model</w:t>
       </w:r>
     </w:p>
     <w:p>
@@ -888,7 +888,7 @@
           <w:i/>
           <w:color w:val="2E86C1"/>
         </w:rPr>
-        <w:t>Define the taxonomy -&gt; build dynamic groups with membership rules -&gt; create assignment filters -&gt; apply filters to policy/app assignments -&gt; validate effective targeting on a pilot -&gt; expand. Phoenixtekk pattern: Assess -&gt; Configure -&gt; Pilot -&gt; Validate -&gt; Expand.</w:t>
+        <w:t>Define the taxonomy -&gt; build dynamic groups with membership rules -&gt; create assignment filters -&gt; apply filters to policy/app assignments -&gt; validate effective targeting on a pilot -&gt; expand. repeatable pattern: Assess -&gt; Configure -&gt; Pilot -&gt; Validate -&gt; Expand.</w:t>
       </w:r>
     </w:p>
     <w:p>
@@ -1109,7 +1109,7 @@
     </w:p>
     <w:p>
       <w:r>
-        <w:t xml:space="preserve">Description: A small pilot audience to validate effective targeting before broad use. Why: Every Phoenixtekk solution is piloted before fleet rollout; targeting must be validated on a few devices first. Verify: Entra -&gt; </w:t>
+        <w:t xml:space="preserve">Description: A small pilot audience to validate effective targeting before broad use. Why: Every solution is piloted before fleet rollout; targeting must be validated on a few devices first. Verify: Entra -&gt; </w:t>
       </w:r>
       <w:r>
         <w:rPr>
@@ -1219,7 +1219,7 @@
         <w:t>every</w:t>
       </w:r>
       <w:r>
-        <w:t xml:space="preserve"> Phoenixtekk solution in the </w:t>
+        <w:t xml:space="preserve"> solution in the </w:t>
       </w:r>
       <w:r>
         <w:rPr>
@@ -1529,7 +1529,7 @@
         <w:t>Why:</w:t>
       </w:r>
       <w:r>
-        <w:t xml:space="preserve"> Every Phoenixtekk solution is piloted before fleet rollout. </w:t>
+        <w:t xml:space="preserve"> Every solution is piloted before fleet rollout. </w:t>
       </w:r>
       <w:r>
         <w:rPr>
@@ -1727,7 +1727,7 @@
         <w:rPr>
           <w:b/>
         </w:rPr>
-        <w:t>The Phoenixtekk deployment model (all solutions):</w:t>
+        <w:t>The standard deployment model (all solutions):</w:t>
       </w:r>
       <w:r>
         <w:t xml:space="preserve"> </w:t>
@@ -4155,7 +4155,7 @@
         <w:pStyle w:val="ListBullet"/>
       </w:pPr>
       <w:r>
-        <w:t>A repeatable process following the Phoenixtekk model: Assess -&gt; Configure -&gt; Pilot -&gt; Validate -&gt; Expand.</w:t>
+        <w:t>A repeatable process following the repeatable model: Assess -&gt; Configure -&gt; Pilot -&gt; Validate -&gt; Expand.</w:t>
       </w:r>
     </w:p>
     <w:p>
@@ -4205,7 +4205,7 @@
         <w:t>Purpose:</w:t>
       </w:r>
       <w:r>
-        <w:t xml:space="preserve"> Lists Entra dynamic device groups with their membership rules, and Intune assignment filters with their rules and platform, so you can audit the current dynamic targeting taxonomy. HOW TO RUN powershell -ExecutionPolicy Bypass -File .\DYNTGT-Discovery.ps1 Requires Microsoft Graph SDK and scopes Group.Read.All, DeviceManagementConfiguration.Read.All. EXPECTED RESULTS A list of dynamic device groups (name + membership rule) and assignment filters (name, platform, rule). .NOTES Phoenixtekk Workplace Marketplace — Intune Solutions. Read-only against Graph. #&gt; [CmdletBinding()] param() if (-not (Get-Module -ListAvailable -Name Microsoft.Graph.Authentication)) { Install-Module Microsoft.Graph -Scope CurrentUser -Force -AllowClobber } Import-Module Microsoft.Graph.Authentication -ErrorAction Stop Connect-MgGraph -Scopes 'Group.Read.All','DeviceManagementConfiguration.Read.All' -NoWelcome</w:t>
+        <w:t xml:space="preserve"> Lists Entra dynamic device groups with their membership rules, and Intune assignment filters with their rules and platform, so you can audit the current dynamic targeting taxonomy. HOW TO RUN powershell -ExecutionPolicy Bypass -File .\DYNTGT-Discovery.ps1 Requires Microsoft Graph SDK and scopes Group.Read.All, DeviceManagementConfiguration.Read.All. EXPECTED RESULTS A list of dynamic device groups (name + membership rule) and assignment filters (name, platform, rule). .NOTES White-label — Intune Solutions. Read-only against Graph. #&gt; [CmdletBinding()] param() if (-not (Get-Module -ListAvailable -Name Microsoft.Graph.Authentication)) { Install-Module Microsoft.Graph -Scope CurrentUser -Force -AllowClobber } Import-Module Microsoft.Graph.Authentication -ErrorAction Stop Connect-MgGraph -Scopes 'Group.Read.All','DeviceManagementConfiguration.Read.All' -NoWelcome</w:t>
       </w:r>
     </w:p>
     <w:p>
@@ -4216,7 +4216,7 @@
         <w:t>How to run:</w:t>
       </w:r>
       <w:r>
-        <w:t xml:space="preserve"> powershell -ExecutionPolicy Bypass -File .\DYNTGT-Discovery.ps1 Requires Microsoft Graph SDK and scopes Group.Read.All, DeviceManagementConfiguration.Read.All. EXPECTED RESULTS A list of dynamic device groups (name + membership rule) and assignment filters (name, platform, rule). .NOTES Phoenixtekk Workplace Marketplace — Intune Solutions. Read-only against Graph. #&gt; [CmdletBinding()] param() if (-not (Get-Module -ListAvailable -Name Microsoft.Graph.Authentication)) { Install-Module Microsoft.Graph -Scope CurrentUser -Force -AllowClobber } Import-Module Microsoft.Graph.Authentication -ErrorAction Stop Connect-MgGraph -Scopes 'Group.Read.All','DeviceManagementConfiguration.Read.All' -NoWelcome</w:t>
+        <w:t xml:space="preserve"> powershell -ExecutionPolicy Bypass -File .\DYNTGT-Discovery.ps1 Requires Microsoft Graph SDK and scopes Group.Read.All, DeviceManagementConfiguration.Read.All. EXPECTED RESULTS A list of dynamic device groups (name + membership rule) and assignment filters (name, platform, rule). .NOTES White-label — Intune Solutions. Read-only against Graph. #&gt; [CmdletBinding()] param() if (-not (Get-Module -ListAvailable -Name Microsoft.Graph.Authentication)) { Install-Module Microsoft.Graph -Scope CurrentUser -Force -AllowClobber } Import-Module Microsoft.Graph.Authentication -ErrorAction Stop Connect-MgGraph -Scopes 'Group.Read.All','DeviceManagementConfiguration.Read.All' -NoWelcome</w:t>
       </w:r>
     </w:p>
     <w:p>
@@ -4235,7 +4235,7 @@
         <w:t>Purpose:</w:t>
       </w:r>
       <w:r>
-        <w:t xml:space="preserve"> Finds a configuration policy's assignment that targets a given group without the intended assignment filter, and attaches the filter (include or exclude) so the assignment is scoped correctly. Defaults to -WhatIf: it reports the change it WOULD make and writes nothing until you re-run with -Apply. HOW TO RUN Preview (default, read-only): powershell -ExecutionPolicy Bypass -File .\DYNTGT-Remediation.ps1 -PolicyName "Win – Baseline" -GroupName "Corp Devices – Windows – All" -FilterName "OS Version – Windows 11 – Include" -FilterMode include Apply the fix: ... -Apply Requires Microsoft Graph SDK and scope DeviceManagementConfiguration.ReadWrite.All. EXPECTED RESULTS A preview of the assignment change; with -Apply, the filter is attached to the assignment. .NOTES Phoenixtekk Workplace Marketplace — Intune Solutions. Safe by default (-WhatIf). #&gt; [CmdletBinding()] param( [Parameter(Mandatory)][string]$PolicyName, [Parameter(Mandatory)][string]$GroupName, [Parameter(Mandatory)][string]$FilterName, [ValidateSet('include','exclude')][string]$FilterMode = 'include', [switch]$Apply ) $WhatIf = -not $Apply if (-not (Get-Module -ListAvailable -Name Microsoft.Graph.Authentication)) { Install-Module Microsoft.Graph -Scope CurrentUser -Force -AllowClobber } Import-Module Microsoft.Graph.Authentication -ErrorAction Stop $scope = $(if($Apply){'DeviceManagementConfiguration.ReadWrite.All'}else{'DeviceManagementConfiguration.Read.All'}) Connect-MgGraph -Scopes $scope -NoWelcome Write-Host ("=== Remediation ({0}) ===" -f ($(if($WhatIf){'WhatIf — no changes'}else{'APPLY'}))) -ForegroundColor ($(if($WhatIf){'Yellow'}else{'Cyan'}))</w:t>
+        <w:t xml:space="preserve"> Finds a configuration policy's assignment that targets a given group without the intended assignment filter, and attaches the filter (include or exclude) so the assignment is scoped correctly. Defaults to -WhatIf: it reports the change it WOULD make and writes nothing until you re-run with -Apply. HOW TO RUN Preview (default, read-only): powershell -ExecutionPolicy Bypass -File .\DYNTGT-Remediation.ps1 -PolicyName "Win – Baseline" -GroupName "Corp Devices – Windows – All" -FilterName "OS Version – Windows 11 – Include" -FilterMode include Apply the fix: ... -Apply Requires Microsoft Graph SDK and scope DeviceManagementConfiguration.ReadWrite.All. EXPECTED RESULTS A preview of the assignment change; with -Apply, the filter is attached to the assignment. .NOTES White-label — Intune Solutions. Safe by default (-WhatIf). #&gt; [CmdletBinding()] param( [Parameter(Mandatory)][string]$PolicyName, [Parameter(Mandatory)][string]$GroupName, [Parameter(Mandatory)][string]$FilterName, [ValidateSet('include','exclude')][string]$FilterMode = 'include', [switch]$Apply ) $WhatIf = -not $Apply if (-not (Get-Module -ListAvailable -Name Microsoft.Graph.Authentication)) { Install-Module Microsoft.Graph -Scope CurrentUser -Force -AllowClobber } Import-Module Microsoft.Graph.Authentication -ErrorAction Stop $scope = $(if($Apply){'DeviceManagementConfiguration.ReadWrite.All'}else{'DeviceManagementConfiguration.Read.All'}) Connect-MgGraph -Scopes $scope -NoWelcome Write-Host ("=== Remediation ({0}) ===" -f ($(if($WhatIf){'WhatIf — no changes'}else{'APPLY'}))) -ForegroundColor ($(if($WhatIf){'Yellow'}else{'Cyan'}))</w:t>
       </w:r>
     </w:p>
     <w:p>
@@ -4246,7 +4246,7 @@
         <w:t>How to run:</w:t>
       </w:r>
       <w:r>
-        <w:t xml:space="preserve"> Preview (default, read-only): powershell -ExecutionPolicy Bypass -File .\DYNTGT-Remediation.ps1 -PolicyName "Win – Baseline" -GroupName "Corp Devices – Windows – All" -FilterName "OS Version – Windows 11 – Include" -FilterMode include Apply the fix: ... -Apply Requires Microsoft Graph SDK and scope DeviceManagementConfiguration.ReadWrite.All. EXPECTED RESULTS A preview of the assignment change; with -Apply, the filter is attached to the assignment. .NOTES Phoenixtekk Workplace Marketplace — Intune Solutions. Safe by default (-WhatIf). #&gt; [CmdletBinding()] param( [Parameter(Mandatory)][string]$PolicyName, [Parameter(Mandatory)][string]$GroupName, [Parameter(Mandatory)][string]$FilterName, [ValidateSet('include','exclude')][string]$FilterMode = 'include', [switch]$Apply ) $WhatIf = -not $Apply if (-not (Get-Module -ListAvailable -Name Microsoft.Graph.Authentication)) { Install-Module Microsoft.Graph -Scope CurrentUser -Force -AllowClobber } Import-Module Microsoft.Graph.Authentication -ErrorAction Stop $scope = $(if($Apply){'DeviceManagementConfiguration.ReadWrite.All'}else{'DeviceManagementConfiguration.Read.All'}) Connect-MgGraph -Scopes $scope -NoWelcome Write-Host ("=== Remediation ({0}) ===" -f ($(if($WhatIf){'WhatIf — no changes'}else{'APPLY'}))) -ForegroundColor ($(if($WhatIf){'Yellow'}else{'Cyan'}))</w:t>
+        <w:t xml:space="preserve"> Preview (default, read-only): powershell -ExecutionPolicy Bypass -File .\DYNTGT-Remediation.ps1 -PolicyName "Win – Baseline" -GroupName "Corp Devices – Windows – All" -FilterName "OS Version – Windows 11 – Include" -FilterMode include Apply the fix: ... -Apply Requires Microsoft Graph SDK and scope DeviceManagementConfiguration.ReadWrite.All. EXPECTED RESULTS A preview of the assignment change; with -Apply, the filter is attached to the assignment. .NOTES White-label — Intune Solutions. Safe by default (-WhatIf). #&gt; [CmdletBinding()] param( [Parameter(Mandatory)][string]$PolicyName, [Parameter(Mandatory)][string]$GroupName, [Parameter(Mandatory)][string]$FilterName, [ValidateSet('include','exclude')][string]$FilterMode = 'include', [switch]$Apply ) $WhatIf = -not $Apply if (-not (Get-Module -ListAvailable -Name Microsoft.Graph.Authentication)) { Install-Module Microsoft.Graph -Scope CurrentUser -Force -AllowClobber } Import-Module Microsoft.Graph.Authentication -ErrorAction Stop $scope = $(if($Apply){'DeviceManagementConfiguration.ReadWrite.All'}else{'DeviceManagementConfiguration.Read.All'}) Connect-MgGraph -Scopes $scope -NoWelcome Write-Host ("=== Remediation ({0}) ===" -f ($(if($WhatIf){'WhatIf — no changes'}else{'APPLY'}))) -ForegroundColor ($(if($WhatIf){'Yellow'}else{'Cyan'}))</w:t>
       </w:r>
     </w:p>
     <w:p>
@@ -4265,7 +4265,7 @@
         <w:t>Purpose:</w:t>
       </w:r>
       <w:r>
-        <w:t xml:space="preserve"> Reports how managed Windows devices break down by ownership and OS, counts dynamic-group coverage, and flags drift — devices that are enrolled but matched by no dynamic targeting group (potential coverage gaps). HOW TO RUN powershell -ExecutionPolicy Bypass -File .\DYNTGT-Report.ps1 -CsvPath C:\Temp\dyntgt.csv Requires Microsoft Graph SDK and scopes Group.Read.All, DeviceManagementManagedDevices.Read.All. EXPECTED RESULTS Coverage summary (devices by ownership/OS, dynamic-group member counts) and a drift list of devices in no dynamic group; optional per-device CSV. .NOTES Phoenixtekk Workplace Marketplace — Intune Solutions. Read-only against Graph. #&gt; [CmdletBinding()] param([string]$CsvPath) if (-not (Get-Module -ListAvailable -Name Microsoft.Graph.Authentication)) { Install-Module Microsoft.Graph -Scope CurrentUser -Force -AllowClobber } Import-Module Microsoft.Graph.Authentication -ErrorAction Stop Connect-MgGraph -Scopes 'Group.Read.All','DeviceManagementManagedDevices.Read.All' -NoWelcome</w:t>
+        <w:t xml:space="preserve"> Reports how managed Windows devices break down by ownership and OS, counts dynamic-group coverage, and flags drift — devices that are enrolled but matched by no dynamic targeting group (potential coverage gaps). HOW TO RUN powershell -ExecutionPolicy Bypass -File .\DYNTGT-Report.ps1 -CsvPath C:\Temp\dyntgt.csv Requires Microsoft Graph SDK and scopes Group.Read.All, DeviceManagementManagedDevices.Read.All. EXPECTED RESULTS Coverage summary (devices by ownership/OS, dynamic-group member counts) and a drift list of devices in no dynamic group; optional per-device CSV. .NOTES White-label — Intune Solutions. Read-only against Graph. #&gt; [CmdletBinding()] param([string]$CsvPath) if (-not (Get-Module -ListAvailable -Name Microsoft.Graph.Authentication)) { Install-Module Microsoft.Graph -Scope CurrentUser -Force -AllowClobber } Import-Module Microsoft.Graph.Authentication -ErrorAction Stop Connect-MgGraph -Scopes 'Group.Read.All','DeviceManagementManagedDevices.Read.All' -NoWelcome</w:t>
       </w:r>
     </w:p>
     <w:p>
@@ -4276,7 +4276,7 @@
         <w:t>How to run:</w:t>
       </w:r>
       <w:r>
-        <w:t xml:space="preserve"> powershell -ExecutionPolicy Bypass -File .\DYNTGT-Report.ps1 -CsvPath C:\Temp\dyntgt.csv Requires Microsoft Graph SDK and scopes Group.Read.All, DeviceManagementManagedDevices.Read.All. EXPECTED RESULTS Coverage summary (devices by ownership/OS, dynamic-group member counts) and a drift list of devices in no dynamic group; optional per-device CSV. .NOTES Phoenixtekk Workplace Marketplace — Intune Solutions. Read-only against Graph. #&gt; [CmdletBinding()] param([string]$CsvPath) if (-not (Get-Module -ListAvailable -Name Microsoft.Graph.Authentication)) { Install-Module Microsoft.Graph -Scope CurrentUser -Force -AllowClobber } Import-Module Microsoft.Graph.Authentication -ErrorAction Stop Connect-MgGraph -Scopes 'Group.Read.All','DeviceManagementManagedDevices.Read.All' -NoWelcome</w:t>
+        <w:t xml:space="preserve"> powershell -ExecutionPolicy Bypass -File .\DYNTGT-Report.ps1 -CsvPath C:\Temp\dyntgt.csv Requires Microsoft Graph SDK and scopes Group.Read.All, DeviceManagementManagedDevices.Read.All. EXPECTED RESULTS Coverage summary (devices by ownership/OS, dynamic-group member counts) and a drift list of devices in no dynamic group; optional per-device CSV. .NOTES White-label — Intune Solutions. Read-only against Graph. #&gt; [CmdletBinding()] param([string]$CsvPath) if (-not (Get-Module -ListAvailable -Name Microsoft.Graph.Authentication)) { Install-Module Microsoft.Graph -Scope CurrentUser -Force -AllowClobber } Import-Module Microsoft.Graph.Authentication -ErrorAction Stop Connect-MgGraph -Scopes 'Group.Read.All','DeviceManagementManagedDevices.Read.All' -NoWelcome</w:t>
       </w:r>
     </w:p>
     <w:p>
@@ -4295,7 +4295,7 @@
         <w:t>Purpose:</w:t>
       </w:r>
       <w:r>
-        <w:t xml:space="preserve"> Builds the dynamic targeting taxonomy: creates an Entra dynamic device security group from a membership rule, and/or an Intune assignment filter from a filter rule, using the &lt;Purpose&gt; – &lt;Scope&gt; – &lt;Stage&gt; naming convention. Idempotent — skips creation if the named object already exists. HOW TO RUN Create a dynamic group: powershell -ExecutionPolicy Bypass -File .\DYNTGT-Set-DynamicGroupFilter.ps1 -GroupName "Corp Devices – Windows – All" -MembershipRule '(device.deviceOSType -eq "Windows") and (device.deviceOwnership -eq "Company")' Create an assignment filter: ... -FilterName "OS Version – Windows 11 – Include" -FilterPlatform windows10AndLater -FilterRule '(device.osVersion -startsWith "10.0.2")' Requires Microsoft Graph SDK and scopes Group.ReadWrite.All, DeviceManagementConfiguration.ReadWrite.All. EXPECTED RESULTS The named dynamic group and/or assignment filter created (or reported as already present). .NOTES Phoenixtekk Workplace Marketplace — Intune Solutions. Creates objects (write). #&gt; [CmdletBinding()] param( [string]$GroupName, [string]$MembershipRule, [string]$FilterName, [ValidateSet('windows10AndLater','iOS','android','androidForWork','macOS','windows81AndLater')][string]$FilterPlatform = 'windows10AndLater', [string]$FilterRule ) if (-not (Get-Module -ListAvailable -Name Microsoft.Graph.Authentication)) { Install-Module Microsoft.Graph -Scope CurrentUser -Force -AllowClobber } Import-Module Microsoft.Graph.Authentication -ErrorAction Stop Connect-MgGraph -Scopes 'Group.ReadWrite.All','DeviceManagementConfiguration.ReadWrite.All' -NoWelcome</w:t>
+        <w:t xml:space="preserve"> Builds the dynamic targeting taxonomy: creates an Entra dynamic device security group from a membership rule, and/or an Intune assignment filter from a filter rule, using the &lt;Purpose&gt; – &lt;Scope&gt; – &lt;Stage&gt; naming convention. Idempotent — skips creation if the named object already exists. HOW TO RUN Create a dynamic group: powershell -ExecutionPolicy Bypass -File .\DYNTGT-Set-DynamicGroupFilter.ps1 -GroupName "Corp Devices – Windows – All" -MembershipRule '(device.deviceOSType -eq "Windows") and (device.deviceOwnership -eq "Company")' Create an assignment filter: ... -FilterName "OS Version – Windows 11 – Include" -FilterPlatform windows10AndLater -FilterRule '(device.osVersion -startsWith "10.0.2")' Requires Microsoft Graph SDK and scopes Group.ReadWrite.All, DeviceManagementConfiguration.ReadWrite.All. EXPECTED RESULTS The named dynamic group and/or assignment filter created (or reported as already present). .NOTES White-label — Intune Solutions. Creates objects (write). #&gt; [CmdletBinding()] param( [string]$GroupName, [string]$MembershipRule, [string]$FilterName, [ValidateSet('windows10AndLater','iOS','android','androidForWork','macOS','windows81AndLater')][string]$FilterPlatform = 'windows10AndLater', [string]$FilterRule ) if (-not (Get-Module -ListAvailable -Name Microsoft.Graph.Authentication)) { Install-Module Microsoft.Graph -Scope CurrentUser -Force -AllowClobber } Import-Module Microsoft.Graph.Authentication -ErrorAction Stop Connect-MgGraph -Scopes 'Group.ReadWrite.All','DeviceManagementConfiguration.ReadWrite.All' -NoWelcome</w:t>
       </w:r>
     </w:p>
     <w:p>
@@ -4306,7 +4306,7 @@
         <w:t>How to run:</w:t>
       </w:r>
       <w:r>
-        <w:t xml:space="preserve"> Create a dynamic group: powershell -ExecutionPolicy Bypass -File .\DYNTGT-Set-DynamicGroupFilter.ps1 -GroupName "Corp Devices – Windows – All" -MembershipRule '(device.deviceOSType -eq "Windows") and (device.deviceOwnership -eq "Company")' Create an assignment filter: ... -FilterName "OS Version – Windows 11 – Include" -FilterPlatform windows10AndLater -FilterRule '(device.osVersion -startsWith "10.0.2")' Requires Microsoft Graph SDK and scopes Group.ReadWrite.All, DeviceManagementConfiguration.ReadWrite.All. EXPECTED RESULTS The named dynamic group and/or assignment filter created (or reported as already present). .NOTES Phoenixtekk Workplace Marketplace — Intune Solutions. Creates objects (write). #&gt; [CmdletBinding()] param( [string]$GroupName, [string]$MembershipRule, [string]$FilterName, [ValidateSet('windows10AndLater','iOS','android','androidForWork','macOS','windows81AndLater')][string]$FilterPlatform = 'windows10AndLater', [string]$FilterRule ) if (-not (Get-Module -ListAvailable -Name Microsoft.Graph.Authentication)) { Install-Module Microsoft.Graph -Scope CurrentUser -Force -AllowClobber } Import-Module Microsoft.Graph.Authentication -ErrorAction Stop Connect-MgGraph -Scopes 'Group.ReadWrite.All','DeviceManagementConfiguration.ReadWrite.All' -NoWelcome</w:t>
+        <w:t xml:space="preserve"> Create a dynamic group: powershell -ExecutionPolicy Bypass -File .\DYNTGT-Set-DynamicGroupFilter.ps1 -GroupName "Corp Devices – Windows – All" -MembershipRule '(device.deviceOSType -eq "Windows") and (device.deviceOwnership -eq "Company")' Create an assignment filter: ... -FilterName "OS Version – Windows 11 – Include" -FilterPlatform windows10AndLater -FilterRule '(device.osVersion -startsWith "10.0.2")' Requires Microsoft Graph SDK and scopes Group.ReadWrite.All, DeviceManagementConfiguration.ReadWrite.All. EXPECTED RESULTS The named dynamic group and/or assignment filter created (or reported as already present). .NOTES White-label — Intune Solutions. Creates objects (write). #&gt; [CmdletBinding()] param( [string]$GroupName, [string]$MembershipRule, [string]$FilterName, [ValidateSet('windows10AndLater','iOS','android','androidForWork','macOS','windows81AndLater')][string]$FilterPlatform = 'windows10AndLater', [string]$FilterRule ) if (-not (Get-Module -ListAvailable -Name Microsoft.Graph.Authentication)) { Install-Module Microsoft.Graph -Scope CurrentUser -Force -AllowClobber } Import-Module Microsoft.Graph.Authentication -ErrorAction Stop Connect-MgGraph -Scopes 'Group.ReadWrite.All','DeviceManagementConfiguration.ReadWrite.All' -NoWelcome</w:t>
       </w:r>
     </w:p>
     <w:p>
@@ -4325,7 +4325,7 @@
         <w:t>Purpose:</w:t>
       </w:r>
       <w:r>
-        <w:t xml:space="preserve"> For a named device, reports which dynamic groups it belongs to and evaluates the include/ exclude assignment filters against its managed-device attributes, so you can confirm the effective targeting matches intent before expanding. HOW TO RUN powershell -ExecutionPolicy Bypass -File .\DYNTGT-Validation.ps1 -DeviceName "PILOT-PC-01" Requires Microsoft Graph SDK and scopes Group.Read.All, DeviceManagementManagedDevices.Read.All, DeviceManagementConfiguration.Read.All. EXPECTED RESULTS The device's Entra group memberships and, per assignment filter, whether the device matches (would be included) or not (would be excluded). .NOTES Phoenixtekk Workplace Marketplace — Intune Solutions. Read-only against Graph. #&gt; [CmdletBinding()] param([Parameter(Mandatory)][string]$DeviceName) if (-not (Get-Module -ListAvailable -Name Microsoft.Graph.Authentication)) { Install-Module Microsoft.Graph -Scope CurrentUser -Force -AllowClobber } Import-Module Microsoft.Graph.Authentication -ErrorAction Stop Connect-MgGraph -Scopes 'Group.Read.All','DeviceManagementManagedDevices.Read.All','DeviceManagementConfiguration.Read.All' -NoWelcome</w:t>
+        <w:t xml:space="preserve"> For a named device, reports which dynamic groups it belongs to and evaluates the include/ exclude assignment filters against its managed-device attributes, so you can confirm the effective targeting matches intent before expanding. HOW TO RUN powershell -ExecutionPolicy Bypass -File .\DYNTGT-Validation.ps1 -DeviceName "PILOT-PC-01" Requires Microsoft Graph SDK and scopes Group.Read.All, DeviceManagementManagedDevices.Read.All, DeviceManagementConfiguration.Read.All. EXPECTED RESULTS The device's Entra group memberships and, per assignment filter, whether the device matches (would be included) or not (would be excluded). .NOTES White-label — Intune Solutions. Read-only against Graph. #&gt; [CmdletBinding()] param([Parameter(Mandatory)][string]$DeviceName) if (-not (Get-Module -ListAvailable -Name Microsoft.Graph.Authentication)) { Install-Module Microsoft.Graph -Scope CurrentUser -Force -AllowClobber } Import-Module Microsoft.Graph.Authentication -ErrorAction Stop Connect-MgGraph -Scopes 'Group.Read.All','DeviceManagementManagedDevices.Read.All','DeviceManagementConfiguration.Read.All' -NoWelcome</w:t>
       </w:r>
     </w:p>
     <w:p>
@@ -4336,7 +4336,7 @@
         <w:t>How to run:</w:t>
       </w:r>
       <w:r>
-        <w:t xml:space="preserve"> powershell -ExecutionPolicy Bypass -File .\DYNTGT-Validation.ps1 -DeviceName "PILOT-PC-01" Requires Microsoft Graph SDK and scopes Group.Read.All, DeviceManagementManagedDevices.Read.All, DeviceManagementConfiguration.Read.All. EXPECTED RESULTS The device's Entra group memberships and, per assignment filter, whether the device matches (would be included) or not (would be excluded). .NOTES Phoenixtekk Workplace Marketplace — Intune Solutions. Read-only against Graph. #&gt; [CmdletBinding()] param([Parameter(Mandatory)][string]$DeviceName) if (-not (Get-Module -ListAvailable -Name Microsoft.Graph.Authentication)) { Install-Module Microsoft.Graph -Scope CurrentUser -Force -AllowClobber } Import-Module Microsoft.Graph.Authentication -ErrorAction Stop Connect-MgGraph -Scopes 'Group.Read.All','DeviceManagementManagedDevices.Read.All','DeviceManagementConfiguration.Read.All' -NoWelcome</w:t>
+        <w:t xml:space="preserve"> powershell -ExecutionPolicy Bypass -File .\DYNTGT-Validation.ps1 -DeviceName "PILOT-PC-01" Requires Microsoft Graph SDK and scopes Group.Read.All, DeviceManagementManagedDevices.Read.All, DeviceManagementConfiguration.Read.All. EXPECTED RESULTS The device's Entra group memberships and, per assignment filter, whether the device matches (would be included) or not (would be excluded). .NOTES White-label — Intune Solutions. Read-only against Graph. #&gt; [CmdletBinding()] param([Parameter(Mandatory)][string]$DeviceName) if (-not (Get-Module -ListAvailable -Name Microsoft.Graph.Authentication)) { Install-Module Microsoft.Graph -Scope CurrentUser -Force -AllowClobber } Import-Module Microsoft.Graph.Authentication -ErrorAction Stop Connect-MgGraph -Scopes 'Group.Read.All','DeviceManagementManagedDevices.Read.All','DeviceManagementConfiguration.Read.All' -NoWelcome</w:t>
       </w:r>
     </w:p>
     <w:sectPr>
